--- a/templates/Account.docx
+++ b/templates/Account.docx
@@ -842,12 +842,18 @@
         <w:t xml:space="preserve">Product Details : </w:t>
       </w:r>
     </w:p>
+    <w:p>
+      <w:pPr>
+        <w:rPr>
+          <w:rFonts w:hint="default" w:eastAsia="Proxima Nova" w:asciiTheme="majorHAnsi" w:hAnsiTheme="majorHAnsi" w:cstheme="majorHAnsi"/>
+          <w:lang w:val="en-US"/>
+        </w:rPr>
+      </w:pPr>
+    </w:p>
     <w:tbl>
       <w:tblPr>
         <w:tblStyle w:val="54"/>
-        <w:tblpPr w:leftFromText="180" w:rightFromText="180" w:vertAnchor="text" w:horzAnchor="page" w:tblpX="468" w:tblpY="305"/>
-        <w:tblOverlap w:val="never"/>
-        <w:tblW w:w="11198" w:type="dxa"/>
+        <w:tblW w:w="9601" w:type="dxa"/>
         <w:tblInd w:w="0" w:type="dxa"/>
         <w:tblBorders>
           <w:top w:val="single" w:color="AEAEAE" w:themeColor="text1" w:themeTint="50" w:sz="4" w:space="0"/>
@@ -866,12 +872,11 @@
         </w:tblCellMar>
       </w:tblPr>
       <w:tblGrid>
-        <w:gridCol w:w="2026"/>
-        <w:gridCol w:w="1654"/>
-        <w:gridCol w:w="2089"/>
-        <w:gridCol w:w="1063"/>
-        <w:gridCol w:w="1401"/>
-        <w:gridCol w:w="2965"/>
+        <w:gridCol w:w="2011"/>
+        <w:gridCol w:w="2909"/>
+        <w:gridCol w:w="1156"/>
+        <w:gridCol w:w="1485"/>
+        <w:gridCol w:w="2040"/>
       </w:tblGrid>
       <w:tr>
         <w:tblPrEx>
@@ -883,65 +888,43 @@
             <w:insideH w:val="single" w:color="AEAEAE" w:themeColor="text1" w:themeTint="50" w:sz="4" w:space="0"/>
             <w:insideV w:val="single" w:color="AEAEAE" w:themeColor="text1" w:themeTint="50" w:sz="4" w:space="0"/>
           </w:tblBorders>
+          <w:tblCellMar>
+            <w:top w:w="0" w:type="dxa"/>
+            <w:left w:w="108" w:type="dxa"/>
+            <w:bottom w:w="0" w:type="dxa"/>
+            <w:right w:w="108" w:type="dxa"/>
+          </w:tblCellMar>
         </w:tblPrEx>
         <w:trPr>
-          <w:trHeight w:val="694" w:hRule="exact"/>
+          <w:trHeight w:val="605" w:hRule="exact"/>
         </w:trPr>
         <w:tc>
           <w:tcPr>
-            <w:tcW w:w="2026" w:type="dxa"/>
+            <w:tcW w:w="2011" w:type="dxa"/>
           </w:tcPr>
           <w:p>
             <w:pPr>
               <w:spacing w:line="240" w:lineRule="auto"/>
               <w:jc w:val="center"/>
               <w:rPr>
-                <w:rFonts w:hint="default" w:eastAsia="Proxima Nova" w:asciiTheme="majorHAnsi" w:hAnsiTheme="majorHAnsi" w:cstheme="majorHAnsi"/>
+                <w:rFonts w:eastAsia="Proxima Nova" w:asciiTheme="majorHAnsi" w:hAnsiTheme="majorHAnsi" w:cstheme="majorHAnsi"/>
                 <w:b/>
                 <w:color w:val="404040"/>
-                <w:lang w:val="en-US"/>
               </w:rPr>
             </w:pPr>
             <w:r>
               <w:rPr>
-                <w:rFonts w:hint="default" w:eastAsia="Proxima Nova" w:asciiTheme="majorHAnsi" w:hAnsiTheme="majorHAnsi" w:cstheme="majorHAnsi"/>
+                <w:rFonts w:eastAsia="Proxima Nova" w:asciiTheme="majorHAnsi" w:hAnsiTheme="majorHAnsi" w:cstheme="majorHAnsi"/>
                 <w:b/>
                 <w:color w:val="404040"/>
-                <w:lang w:val="en-US"/>
               </w:rPr>
-              <w:t>Name</w:t>
+              <w:t>Item No.</w:t>
             </w:r>
           </w:p>
         </w:tc>
         <w:tc>
           <w:tcPr>
-            <w:tcW w:w="1654" w:type="dxa"/>
-          </w:tcPr>
-          <w:p>
-            <w:pPr>
-              <w:spacing w:line="240" w:lineRule="auto"/>
-              <w:jc w:val="center"/>
-              <w:rPr>
-                <w:rFonts w:hint="default" w:eastAsia="Proxima Nova" w:asciiTheme="majorHAnsi" w:hAnsiTheme="majorHAnsi" w:cstheme="majorHAnsi"/>
-                <w:b/>
-                <w:color w:val="404040"/>
-                <w:lang w:val="en-US"/>
-              </w:rPr>
-            </w:pPr>
-            <w:r>
-              <w:rPr>
-                <w:rFonts w:hint="default" w:eastAsia="Proxima Nova" w:asciiTheme="majorHAnsi" w:hAnsiTheme="majorHAnsi" w:cstheme="majorHAnsi"/>
-                <w:b/>
-                <w:color w:val="404040"/>
-                <w:lang w:val="en-US"/>
-              </w:rPr>
-              <w:t>Image</w:t>
-            </w:r>
-          </w:p>
-        </w:tc>
-        <w:tc>
-          <w:tcPr>
-            <w:tcW w:w="2089" w:type="dxa"/>
+            <w:tcW w:w="2909" w:type="dxa"/>
           </w:tcPr>
           <w:p>
             <w:pPr>
@@ -965,7 +948,7 @@
         </w:tc>
         <w:tc>
           <w:tcPr>
-            <w:tcW w:w="1063" w:type="dxa"/>
+            <w:tcW w:w="1156" w:type="dxa"/>
           </w:tcPr>
           <w:p>
             <w:pPr>
@@ -989,7 +972,7 @@
         </w:tc>
         <w:tc>
           <w:tcPr>
-            <w:tcW w:w="1401" w:type="dxa"/>
+            <w:tcW w:w="1485" w:type="dxa"/>
           </w:tcPr>
           <w:p>
             <w:pPr>
@@ -1013,7 +996,7 @@
         </w:tc>
         <w:tc>
           <w:tcPr>
-            <w:tcW w:w="2965" w:type="dxa"/>
+            <w:tcW w:w="2040" w:type="dxa"/>
           </w:tcPr>
           <w:p>
             <w:pPr>
@@ -1054,11 +1037,11 @@
           </w:tblCellMar>
         </w:tblPrEx>
         <w:trPr>
-          <w:trHeight w:val="936" w:hRule="exact"/>
+          <w:trHeight w:val="815" w:hRule="exact"/>
         </w:trPr>
         <w:tc>
           <w:tcPr>
-            <w:tcW w:w="2026" w:type="dxa"/>
+            <w:tcW w:w="2011" w:type="dxa"/>
           </w:tcPr>
           <w:p>
             <w:pPr>
@@ -1103,29 +1086,7 @@
         </w:tc>
         <w:tc>
           <w:tcPr>
-            <w:tcW w:w="1654" w:type="dxa"/>
-          </w:tcPr>
-          <w:p>
-            <w:pPr>
-              <w:spacing w:line="240" w:lineRule="auto"/>
-              <w:jc w:val="both"/>
-              <w:rPr>
-                <w:rFonts w:hint="default" w:eastAsia="Proxima Nova" w:asciiTheme="majorHAnsi" w:hAnsiTheme="majorHAnsi" w:cstheme="majorHAnsi"/>
-                <w:lang w:val="en-US"/>
-              </w:rPr>
-            </w:pPr>
-            <w:r>
-              <w:rPr>
-                <w:rFonts w:hint="default" w:eastAsia="Proxima Nova" w:asciiTheme="majorHAnsi" w:hAnsiTheme="majorHAnsi" w:cstheme="majorHAnsi"/>
-                <w:lang w:val="en-US"/>
-              </w:rPr>
-              <w:t>{%imageUrl}</w:t>
-            </w:r>
-          </w:p>
-        </w:tc>
-        <w:tc>
-          <w:tcPr>
-            <w:tcW w:w="2089" w:type="dxa"/>
+            <w:tcW w:w="2909" w:type="dxa"/>
           </w:tcPr>
           <w:p>
             <w:pPr>
@@ -1150,6 +1111,8 @@
               </w:rPr>
               <w:t>#</w:t>
             </w:r>
+            <w:bookmarkStart w:id="0" w:name="_GoBack"/>
+            <w:bookmarkEnd w:id="0"/>
             <w:r>
               <w:rPr>
                 <w:rFonts w:hint="default" w:ascii="Segoe UI" w:hAnsi="Segoe UI" w:eastAsia="Segoe UI" w:cs="Segoe UI"/>
@@ -1179,7 +1142,7 @@
         </w:tc>
         <w:tc>
           <w:tcPr>
-            <w:tcW w:w="1063" w:type="dxa"/>
+            <w:tcW w:w="1156" w:type="dxa"/>
           </w:tcPr>
           <w:p>
             <w:pPr>
@@ -1218,7 +1181,7 @@
         </w:tc>
         <w:tc>
           <w:tcPr>
-            <w:tcW w:w="1401" w:type="dxa"/>
+            <w:tcW w:w="1485" w:type="dxa"/>
           </w:tcPr>
           <w:p>
             <w:pPr>
@@ -1257,7 +1220,7 @@
         </w:tc>
         <w:tc>
           <w:tcPr>
-            <w:tcW w:w="2965" w:type="dxa"/>
+            <w:tcW w:w="2040" w:type="dxa"/>
           </w:tcPr>
           <w:p>
             <w:pPr>
@@ -1307,6 +1270,20 @@
                 <w:rFonts w:eastAsia="Proxima Nova" w:asciiTheme="majorHAnsi" w:hAnsiTheme="majorHAnsi" w:cstheme="majorBidi"/>
                 <w:lang w:val="en-US"/>
               </w:rPr>
+              <w:t>}{/records}{/</w:t>
+            </w:r>
+            <w:r>
+              <w:rPr>
+                <w:rFonts w:hint="default" w:eastAsia="Proxima Nova" w:asciiTheme="majorHAnsi" w:hAnsiTheme="majorHAnsi"/>
+                <w:lang w:val="en-US"/>
+              </w:rPr>
+              <w:t>OpportunityLineItems</w:t>
+            </w:r>
+            <w:r>
+              <w:rPr>
+                <w:rFonts w:eastAsia="Proxima Nova" w:asciiTheme="majorHAnsi" w:hAnsiTheme="majorHAnsi" w:cstheme="majorBidi"/>
+                <w:lang w:val="en-US"/>
+              </w:rPr>
               <w:t>}</w:t>
             </w:r>
           </w:p>
@@ -1330,27 +1307,11 @@
           </w:tblCellMar>
         </w:tblPrEx>
         <w:trPr>
-          <w:trHeight w:val="490" w:hRule="exact"/>
+          <w:trHeight w:val="427" w:hRule="exact"/>
         </w:trPr>
         <w:tc>
           <w:tcPr>
-            <w:tcW w:w="2026" w:type="dxa"/>
-          </w:tcPr>
-          <w:p>
-            <w:pPr>
-              <w:spacing w:line="240" w:lineRule="auto"/>
-              <w:jc w:val="right"/>
-              <w:rPr>
-                <w:rFonts w:eastAsia="Proxima Nova" w:asciiTheme="majorHAnsi" w:hAnsiTheme="majorHAnsi" w:cstheme="majorHAnsi"/>
-                <w:b/>
-                <w:color w:val="404040"/>
-              </w:rPr>
-            </w:pPr>
-          </w:p>
-        </w:tc>
-        <w:tc>
-          <w:tcPr>
-            <w:tcW w:w="6207" w:type="dxa"/>
+            <w:tcW w:w="7561" w:type="dxa"/>
             <w:gridSpan w:val="4"/>
           </w:tcPr>
           <w:p>
@@ -1375,7 +1336,7 @@
         </w:tc>
         <w:tc>
           <w:tcPr>
-            <w:tcW w:w="2965" w:type="dxa"/>
+            <w:tcW w:w="2040" w:type="dxa"/>
           </w:tcPr>
           <w:p>
             <w:pPr>
@@ -1434,28 +1395,11 @@
           </w:tblCellMar>
         </w:tblPrEx>
         <w:trPr>
-          <w:trHeight w:val="639" w:hRule="exact"/>
+          <w:trHeight w:val="556" w:hRule="exact"/>
         </w:trPr>
         <w:tc>
           <w:tcPr>
-            <w:tcW w:w="2026" w:type="dxa"/>
-          </w:tcPr>
-          <w:p>
-            <w:pPr>
-              <w:wordWrap w:val="0"/>
-              <w:spacing w:line="240" w:lineRule="auto"/>
-              <w:jc w:val="right"/>
-              <w:rPr>
-                <w:rFonts w:eastAsia="Proxima Nova" w:asciiTheme="majorHAnsi" w:hAnsiTheme="majorHAnsi" w:cstheme="majorHAnsi"/>
-                <w:b/>
-                <w:color w:val="404040"/>
-              </w:rPr>
-            </w:pPr>
-          </w:p>
-        </w:tc>
-        <w:tc>
-          <w:tcPr>
-            <w:tcW w:w="6207" w:type="dxa"/>
+            <w:tcW w:w="7561" w:type="dxa"/>
             <w:gridSpan w:val="4"/>
           </w:tcPr>
           <w:p>
@@ -1470,8 +1414,6 @@
                 <w:lang w:val="en-US"/>
               </w:rPr>
             </w:pPr>
-            <w:bookmarkStart w:id="0" w:name="_GoBack"/>
-            <w:bookmarkEnd w:id="0"/>
             <w:r>
               <w:rPr>
                 <w:rFonts w:eastAsia="Proxima Nova" w:asciiTheme="majorHAnsi" w:hAnsiTheme="majorHAnsi" w:cstheme="majorHAnsi"/>
@@ -1520,7 +1462,7 @@
         </w:tc>
         <w:tc>
           <w:tcPr>
-            <w:tcW w:w="2965" w:type="dxa"/>
+            <w:tcW w:w="2040" w:type="dxa"/>
           </w:tcPr>
           <w:p>
             <w:pPr>
@@ -1583,28 +1525,11 @@
           </w:tblCellMar>
         </w:tblPrEx>
         <w:trPr>
-          <w:trHeight w:val="826" w:hRule="exact"/>
+          <w:trHeight w:val="700" w:hRule="exact"/>
         </w:trPr>
         <w:tc>
           <w:tcPr>
-            <w:tcW w:w="2026" w:type="dxa"/>
-          </w:tcPr>
-          <w:p>
-            <w:pPr>
-              <w:spacing w:line="240" w:lineRule="auto"/>
-              <w:jc w:val="right"/>
-              <w:rPr>
-                <w:rFonts w:eastAsia="Proxima Nova" w:asciiTheme="majorHAnsi" w:hAnsiTheme="majorHAnsi" w:cstheme="majorHAnsi"/>
-                <w:b/>
-                <w:color w:val="404040"/>
-                <w:lang w:val="en-US"/>
-              </w:rPr>
-            </w:pPr>
-          </w:p>
-        </w:tc>
-        <w:tc>
-          <w:tcPr>
-            <w:tcW w:w="6207" w:type="dxa"/>
+            <w:tcW w:w="7561" w:type="dxa"/>
             <w:gridSpan w:val="4"/>
           </w:tcPr>
           <w:p>
@@ -1638,7 +1563,7 @@
         </w:tc>
         <w:tc>
           <w:tcPr>
-            <w:tcW w:w="2965" w:type="dxa"/>
+            <w:tcW w:w="2040" w:type="dxa"/>
           </w:tcPr>
           <w:p>
             <w:pPr>
@@ -1688,40 +1613,10 @@
               </w:rPr>
               <w:t>}</w:t>
             </w:r>
-            <w:r>
-              <w:rPr>
-                <w:rFonts w:eastAsia="Proxima Nova" w:asciiTheme="majorHAnsi" w:hAnsiTheme="majorHAnsi" w:cstheme="majorBidi"/>
-                <w:lang w:val="en-US"/>
-              </w:rPr>
-              <w:t>{/records}{/</w:t>
-            </w:r>
-            <w:r>
-              <w:rPr>
-                <w:rFonts w:hint="default" w:eastAsia="Proxima Nova" w:asciiTheme="majorHAnsi" w:hAnsiTheme="majorHAnsi"/>
-                <w:lang w:val="en-US"/>
-              </w:rPr>
-              <w:t>OpportunityLineItems</w:t>
-            </w:r>
-            <w:r>
-              <w:rPr>
-                <w:rFonts w:eastAsia="Proxima Nova" w:asciiTheme="majorHAnsi" w:hAnsiTheme="majorHAnsi" w:cstheme="majorBidi"/>
-                <w:lang w:val="en-US"/>
-              </w:rPr>
-              <w:t>}</w:t>
-            </w:r>
           </w:p>
         </w:tc>
       </w:tr>
     </w:tbl>
-    <w:p>
-      <w:pPr>
-        <w:ind w:left="-440" w:leftChars="-200" w:firstLine="0" w:firstLineChars="0"/>
-        <w:rPr>
-          <w:rFonts w:hint="default" w:eastAsia="Proxima Nova" w:asciiTheme="majorHAnsi" w:hAnsiTheme="majorHAnsi" w:cstheme="majorHAnsi"/>
-          <w:lang w:val="en-US"/>
-        </w:rPr>
-      </w:pPr>
-    </w:p>
     <w:p>
       <w:pPr>
         <w:rPr>
@@ -1808,7 +1703,7 @@
     </w:p>
     <w:sectPr>
       <w:pgSz w:w="11906" w:h="16838"/>
-      <w:pgMar w:top="1440" w:right="1006" w:bottom="1440" w:left="1220" w:header="720" w:footer="720" w:gutter="0"/>
+      <w:pgMar w:top="1440" w:right="1440" w:bottom="1440" w:left="1440" w:header="720" w:footer="720" w:gutter="0"/>
       <w:pgNumType w:start="1"/>
       <w:cols w:space="720" w:num="1"/>
     </w:sectPr>

--- a/templates/Account.docx
+++ b/templates/Account.docx
@@ -842,18 +842,12 @@
         <w:t xml:space="preserve">Product Details : </w:t>
       </w:r>
     </w:p>
-    <w:p>
-      <w:pPr>
-        <w:rPr>
-          <w:rFonts w:hint="default" w:eastAsia="Proxima Nova" w:asciiTheme="majorHAnsi" w:hAnsiTheme="majorHAnsi" w:cstheme="majorHAnsi"/>
-          <w:lang w:val="en-US"/>
-        </w:rPr>
-      </w:pPr>
-    </w:p>
     <w:tbl>
       <w:tblPr>
         <w:tblStyle w:val="54"/>
-        <w:tblW w:w="9601" w:type="dxa"/>
+        <w:tblpPr w:leftFromText="180" w:rightFromText="180" w:vertAnchor="text" w:horzAnchor="page" w:tblpX="468" w:tblpY="305"/>
+        <w:tblOverlap w:val="never"/>
+        <w:tblW w:w="11198" w:type="dxa"/>
         <w:tblInd w:w="0" w:type="dxa"/>
         <w:tblBorders>
           <w:top w:val="single" w:color="AEAEAE" w:themeColor="text1" w:themeTint="50" w:sz="4" w:space="0"/>
@@ -872,11 +866,12 @@
         </w:tblCellMar>
       </w:tblPr>
       <w:tblGrid>
-        <w:gridCol w:w="2011"/>
-        <w:gridCol w:w="2909"/>
-        <w:gridCol w:w="1156"/>
-        <w:gridCol w:w="1485"/>
-        <w:gridCol w:w="2040"/>
+        <w:gridCol w:w="2026"/>
+        <w:gridCol w:w="1654"/>
+        <w:gridCol w:w="2089"/>
+        <w:gridCol w:w="1063"/>
+        <w:gridCol w:w="1401"/>
+        <w:gridCol w:w="2965"/>
       </w:tblGrid>
       <w:tr>
         <w:tblPrEx>
@@ -888,43 +883,65 @@
             <w:insideH w:val="single" w:color="AEAEAE" w:themeColor="text1" w:themeTint="50" w:sz="4" w:space="0"/>
             <w:insideV w:val="single" w:color="AEAEAE" w:themeColor="text1" w:themeTint="50" w:sz="4" w:space="0"/>
           </w:tblBorders>
-          <w:tblCellMar>
-            <w:top w:w="0" w:type="dxa"/>
-            <w:left w:w="108" w:type="dxa"/>
-            <w:bottom w:w="0" w:type="dxa"/>
-            <w:right w:w="108" w:type="dxa"/>
-          </w:tblCellMar>
         </w:tblPrEx>
         <w:trPr>
-          <w:trHeight w:val="605" w:hRule="exact"/>
+          <w:trHeight w:val="694" w:hRule="exact"/>
         </w:trPr>
         <w:tc>
           <w:tcPr>
-            <w:tcW w:w="2011" w:type="dxa"/>
+            <w:tcW w:w="2026" w:type="dxa"/>
           </w:tcPr>
           <w:p>
             <w:pPr>
               <w:spacing w:line="240" w:lineRule="auto"/>
               <w:jc w:val="center"/>
               <w:rPr>
-                <w:rFonts w:eastAsia="Proxima Nova" w:asciiTheme="majorHAnsi" w:hAnsiTheme="majorHAnsi" w:cstheme="majorHAnsi"/>
+                <w:rFonts w:hint="default" w:eastAsia="Proxima Nova" w:asciiTheme="majorHAnsi" w:hAnsiTheme="majorHAnsi" w:cstheme="majorHAnsi"/>
                 <w:b/>
                 <w:color w:val="404040"/>
+                <w:lang w:val="en-US"/>
               </w:rPr>
             </w:pPr>
             <w:r>
               <w:rPr>
-                <w:rFonts w:eastAsia="Proxima Nova" w:asciiTheme="majorHAnsi" w:hAnsiTheme="majorHAnsi" w:cstheme="majorHAnsi"/>
+                <w:rFonts w:hint="default" w:eastAsia="Proxima Nova" w:asciiTheme="majorHAnsi" w:hAnsiTheme="majorHAnsi" w:cstheme="majorHAnsi"/>
                 <w:b/>
                 <w:color w:val="404040"/>
+                <w:lang w:val="en-US"/>
               </w:rPr>
-              <w:t>Item No.</w:t>
+              <w:t>Name</w:t>
             </w:r>
           </w:p>
         </w:tc>
         <w:tc>
           <w:tcPr>
-            <w:tcW w:w="2909" w:type="dxa"/>
+            <w:tcW w:w="1654" w:type="dxa"/>
+          </w:tcPr>
+          <w:p>
+            <w:pPr>
+              <w:spacing w:line="240" w:lineRule="auto"/>
+              <w:jc w:val="center"/>
+              <w:rPr>
+                <w:rFonts w:hint="default" w:eastAsia="Proxima Nova" w:asciiTheme="majorHAnsi" w:hAnsiTheme="majorHAnsi" w:cstheme="majorHAnsi"/>
+                <w:b/>
+                <w:color w:val="404040"/>
+                <w:lang w:val="en-US"/>
+              </w:rPr>
+            </w:pPr>
+            <w:r>
+              <w:rPr>
+                <w:rFonts w:hint="default" w:eastAsia="Proxima Nova" w:asciiTheme="majorHAnsi" w:hAnsiTheme="majorHAnsi" w:cstheme="majorHAnsi"/>
+                <w:b/>
+                <w:color w:val="404040"/>
+                <w:lang w:val="en-US"/>
+              </w:rPr>
+              <w:t>Image</w:t>
+            </w:r>
+          </w:p>
+        </w:tc>
+        <w:tc>
+          <w:tcPr>
+            <w:tcW w:w="2089" w:type="dxa"/>
           </w:tcPr>
           <w:p>
             <w:pPr>
@@ -948,7 +965,7 @@
         </w:tc>
         <w:tc>
           <w:tcPr>
-            <w:tcW w:w="1156" w:type="dxa"/>
+            <w:tcW w:w="1063" w:type="dxa"/>
           </w:tcPr>
           <w:p>
             <w:pPr>
@@ -972,7 +989,7 @@
         </w:tc>
         <w:tc>
           <w:tcPr>
-            <w:tcW w:w="1485" w:type="dxa"/>
+            <w:tcW w:w="1401" w:type="dxa"/>
           </w:tcPr>
           <w:p>
             <w:pPr>
@@ -996,7 +1013,7 @@
         </w:tc>
         <w:tc>
           <w:tcPr>
-            <w:tcW w:w="2040" w:type="dxa"/>
+            <w:tcW w:w="2965" w:type="dxa"/>
           </w:tcPr>
           <w:p>
             <w:pPr>
@@ -1037,11 +1054,11 @@
           </w:tblCellMar>
         </w:tblPrEx>
         <w:trPr>
-          <w:trHeight w:val="815" w:hRule="exact"/>
+          <w:trHeight w:val="936" w:hRule="exact"/>
         </w:trPr>
         <w:tc>
           <w:tcPr>
-            <w:tcW w:w="2011" w:type="dxa"/>
+            <w:tcW w:w="2026" w:type="dxa"/>
           </w:tcPr>
           <w:p>
             <w:pPr>
@@ -1086,7 +1103,29 @@
         </w:tc>
         <w:tc>
           <w:tcPr>
-            <w:tcW w:w="2909" w:type="dxa"/>
+            <w:tcW w:w="1654" w:type="dxa"/>
+          </w:tcPr>
+          <w:p>
+            <w:pPr>
+              <w:spacing w:line="240" w:lineRule="auto"/>
+              <w:jc w:val="both"/>
+              <w:rPr>
+                <w:rFonts w:hint="default" w:eastAsia="Proxima Nova" w:asciiTheme="majorHAnsi" w:hAnsiTheme="majorHAnsi" w:cstheme="majorHAnsi"/>
+                <w:lang w:val="en-US"/>
+              </w:rPr>
+            </w:pPr>
+            <w:r>
+              <w:rPr>
+                <w:rFonts w:hint="default" w:eastAsia="Proxima Nova" w:asciiTheme="majorHAnsi" w:hAnsiTheme="majorHAnsi" w:cstheme="majorHAnsi"/>
+                <w:lang w:val="en-US"/>
+              </w:rPr>
+              <w:t>{%imageUrl}</w:t>
+            </w:r>
+          </w:p>
+        </w:tc>
+        <w:tc>
+          <w:tcPr>
+            <w:tcW w:w="2089" w:type="dxa"/>
           </w:tcPr>
           <w:p>
             <w:pPr>
@@ -1111,8 +1150,6 @@
               </w:rPr>
               <w:t>#</w:t>
             </w:r>
-            <w:bookmarkStart w:id="0" w:name="_GoBack"/>
-            <w:bookmarkEnd w:id="0"/>
             <w:r>
               <w:rPr>
                 <w:rFonts w:hint="default" w:ascii="Segoe UI" w:hAnsi="Segoe UI" w:eastAsia="Segoe UI" w:cs="Segoe UI"/>
@@ -1142,7 +1179,7 @@
         </w:tc>
         <w:tc>
           <w:tcPr>
-            <w:tcW w:w="1156" w:type="dxa"/>
+            <w:tcW w:w="1063" w:type="dxa"/>
           </w:tcPr>
           <w:p>
             <w:pPr>
@@ -1181,7 +1218,7 @@
         </w:tc>
         <w:tc>
           <w:tcPr>
-            <w:tcW w:w="1485" w:type="dxa"/>
+            <w:tcW w:w="1401" w:type="dxa"/>
           </w:tcPr>
           <w:p>
             <w:pPr>
@@ -1220,7 +1257,7 @@
         </w:tc>
         <w:tc>
           <w:tcPr>
-            <w:tcW w:w="2040" w:type="dxa"/>
+            <w:tcW w:w="2965" w:type="dxa"/>
           </w:tcPr>
           <w:p>
             <w:pPr>
@@ -1270,20 +1307,6 @@
                 <w:rFonts w:eastAsia="Proxima Nova" w:asciiTheme="majorHAnsi" w:hAnsiTheme="majorHAnsi" w:cstheme="majorBidi"/>
                 <w:lang w:val="en-US"/>
               </w:rPr>
-              <w:t>}{/records}{/</w:t>
-            </w:r>
-            <w:r>
-              <w:rPr>
-                <w:rFonts w:hint="default" w:eastAsia="Proxima Nova" w:asciiTheme="majorHAnsi" w:hAnsiTheme="majorHAnsi"/>
-                <w:lang w:val="en-US"/>
-              </w:rPr>
-              <w:t>OpportunityLineItems</w:t>
-            </w:r>
-            <w:r>
-              <w:rPr>
-                <w:rFonts w:eastAsia="Proxima Nova" w:asciiTheme="majorHAnsi" w:hAnsiTheme="majorHAnsi" w:cstheme="majorBidi"/>
-                <w:lang w:val="en-US"/>
-              </w:rPr>
               <w:t>}</w:t>
             </w:r>
           </w:p>
@@ -1307,11 +1330,27 @@
           </w:tblCellMar>
         </w:tblPrEx>
         <w:trPr>
-          <w:trHeight w:val="427" w:hRule="exact"/>
+          <w:trHeight w:val="490" w:hRule="exact"/>
         </w:trPr>
         <w:tc>
           <w:tcPr>
-            <w:tcW w:w="7561" w:type="dxa"/>
+            <w:tcW w:w="2026" w:type="dxa"/>
+          </w:tcPr>
+          <w:p>
+            <w:pPr>
+              <w:spacing w:line="240" w:lineRule="auto"/>
+              <w:jc w:val="right"/>
+              <w:rPr>
+                <w:rFonts w:eastAsia="Proxima Nova" w:asciiTheme="majorHAnsi" w:hAnsiTheme="majorHAnsi" w:cstheme="majorHAnsi"/>
+                <w:b/>
+                <w:color w:val="404040"/>
+              </w:rPr>
+            </w:pPr>
+          </w:p>
+        </w:tc>
+        <w:tc>
+          <w:tcPr>
+            <w:tcW w:w="6207" w:type="dxa"/>
             <w:gridSpan w:val="4"/>
           </w:tcPr>
           <w:p>
@@ -1336,7 +1375,7 @@
         </w:tc>
         <w:tc>
           <w:tcPr>
-            <w:tcW w:w="2040" w:type="dxa"/>
+            <w:tcW w:w="2965" w:type="dxa"/>
           </w:tcPr>
           <w:p>
             <w:pPr>
@@ -1395,11 +1434,28 @@
           </w:tblCellMar>
         </w:tblPrEx>
         <w:trPr>
-          <w:trHeight w:val="556" w:hRule="exact"/>
+          <w:trHeight w:val="639" w:hRule="exact"/>
         </w:trPr>
         <w:tc>
           <w:tcPr>
-            <w:tcW w:w="7561" w:type="dxa"/>
+            <w:tcW w:w="2026" w:type="dxa"/>
+          </w:tcPr>
+          <w:p>
+            <w:pPr>
+              <w:wordWrap w:val="0"/>
+              <w:spacing w:line="240" w:lineRule="auto"/>
+              <w:jc w:val="right"/>
+              <w:rPr>
+                <w:rFonts w:eastAsia="Proxima Nova" w:asciiTheme="majorHAnsi" w:hAnsiTheme="majorHAnsi" w:cstheme="majorHAnsi"/>
+                <w:b/>
+                <w:color w:val="404040"/>
+              </w:rPr>
+            </w:pPr>
+          </w:p>
+        </w:tc>
+        <w:tc>
+          <w:tcPr>
+            <w:tcW w:w="6207" w:type="dxa"/>
             <w:gridSpan w:val="4"/>
           </w:tcPr>
           <w:p>
@@ -1414,6 +1470,8 @@
                 <w:lang w:val="en-US"/>
               </w:rPr>
             </w:pPr>
+            <w:bookmarkStart w:id="0" w:name="_GoBack"/>
+            <w:bookmarkEnd w:id="0"/>
             <w:r>
               <w:rPr>
                 <w:rFonts w:eastAsia="Proxima Nova" w:asciiTheme="majorHAnsi" w:hAnsiTheme="majorHAnsi" w:cstheme="majorHAnsi"/>
@@ -1462,7 +1520,7 @@
         </w:tc>
         <w:tc>
           <w:tcPr>
-            <w:tcW w:w="2040" w:type="dxa"/>
+            <w:tcW w:w="2965" w:type="dxa"/>
           </w:tcPr>
           <w:p>
             <w:pPr>
@@ -1525,11 +1583,28 @@
           </w:tblCellMar>
         </w:tblPrEx>
         <w:trPr>
-          <w:trHeight w:val="700" w:hRule="exact"/>
+          <w:trHeight w:val="826" w:hRule="exact"/>
         </w:trPr>
         <w:tc>
           <w:tcPr>
-            <w:tcW w:w="7561" w:type="dxa"/>
+            <w:tcW w:w="2026" w:type="dxa"/>
+          </w:tcPr>
+          <w:p>
+            <w:pPr>
+              <w:spacing w:line="240" w:lineRule="auto"/>
+              <w:jc w:val="right"/>
+              <w:rPr>
+                <w:rFonts w:eastAsia="Proxima Nova" w:asciiTheme="majorHAnsi" w:hAnsiTheme="majorHAnsi" w:cstheme="majorHAnsi"/>
+                <w:b/>
+                <w:color w:val="404040"/>
+                <w:lang w:val="en-US"/>
+              </w:rPr>
+            </w:pPr>
+          </w:p>
+        </w:tc>
+        <w:tc>
+          <w:tcPr>
+            <w:tcW w:w="6207" w:type="dxa"/>
             <w:gridSpan w:val="4"/>
           </w:tcPr>
           <w:p>
@@ -1563,7 +1638,7 @@
         </w:tc>
         <w:tc>
           <w:tcPr>
-            <w:tcW w:w="2040" w:type="dxa"/>
+            <w:tcW w:w="2965" w:type="dxa"/>
           </w:tcPr>
           <w:p>
             <w:pPr>
@@ -1613,10 +1688,40 @@
               </w:rPr>
               <w:t>}</w:t>
             </w:r>
+            <w:r>
+              <w:rPr>
+                <w:rFonts w:eastAsia="Proxima Nova" w:asciiTheme="majorHAnsi" w:hAnsiTheme="majorHAnsi" w:cstheme="majorBidi"/>
+                <w:lang w:val="en-US"/>
+              </w:rPr>
+              <w:t>{/records}{/</w:t>
+            </w:r>
+            <w:r>
+              <w:rPr>
+                <w:rFonts w:hint="default" w:eastAsia="Proxima Nova" w:asciiTheme="majorHAnsi" w:hAnsiTheme="majorHAnsi"/>
+                <w:lang w:val="en-US"/>
+              </w:rPr>
+              <w:t>OpportunityLineItems</w:t>
+            </w:r>
+            <w:r>
+              <w:rPr>
+                <w:rFonts w:eastAsia="Proxima Nova" w:asciiTheme="majorHAnsi" w:hAnsiTheme="majorHAnsi" w:cstheme="majorBidi"/>
+                <w:lang w:val="en-US"/>
+              </w:rPr>
+              <w:t>}</w:t>
+            </w:r>
           </w:p>
         </w:tc>
       </w:tr>
     </w:tbl>
+    <w:p>
+      <w:pPr>
+        <w:ind w:left="-440" w:leftChars="-200" w:firstLine="0" w:firstLineChars="0"/>
+        <w:rPr>
+          <w:rFonts w:hint="default" w:eastAsia="Proxima Nova" w:asciiTheme="majorHAnsi" w:hAnsiTheme="majorHAnsi" w:cstheme="majorHAnsi"/>
+          <w:lang w:val="en-US"/>
+        </w:rPr>
+      </w:pPr>
+    </w:p>
     <w:p>
       <w:pPr>
         <w:rPr>
@@ -1703,7 +1808,7 @@
     </w:p>
     <w:sectPr>
       <w:pgSz w:w="11906" w:h="16838"/>
-      <w:pgMar w:top="1440" w:right="1440" w:bottom="1440" w:left="1440" w:header="720" w:footer="720" w:gutter="0"/>
+      <w:pgMar w:top="1440" w:right="1006" w:bottom="1440" w:left="1220" w:header="720" w:footer="720" w:gutter="0"/>
       <w:pgNumType w:start="1"/>
       <w:cols w:space="720" w:num="1"/>
     </w:sectPr>
